--- a/1-运维服务目录/010101-运维服务目录管理规范.docx
+++ b/1-运维服务目录/010101-运维服务目录管理规范.docx
@@ -20,14 +20,11 @@
         <w:snapToGrid w:val="0"/>
         <w:textAlignment w:val="baseline"/>
       </w:pPr>
-      <w:bookmarkStart w:id="0" w:name="_Toc12576"/>
-      <w:r>
-        <w:t>运维服务目录管理规范</w:t>
-      </w:r>
-      <w:bookmarkEnd w:id="0"/>
+      <w:bookmarkStart w:id="0" w:name="_Toc25550"/>
     </w:p>
     <w:p>
       <w:pPr>
+        <w:pStyle w:val="31"/>
         <w:keepNext w:val="0"/>
         <w:keepLines w:val="0"/>
         <w:pageBreakBefore w:val="0"/>
@@ -41,10 +38,12 @@
         <w:bidi w:val="0"/>
         <w:adjustRightInd w:val="0"/>
         <w:snapToGrid w:val="0"/>
-        <w:spacing w:line="1282" w:lineRule="exact"/>
-        <w:ind w:firstLine="2238"/>
         <w:textAlignment w:val="baseline"/>
       </w:pPr>
+      <w:r>
+        <w:t>运维服务目录管理规范</w:t>
+      </w:r>
+      <w:bookmarkEnd w:id="0"/>
     </w:p>
     <w:p>
       <w:pPr>
@@ -64,11 +63,13 @@
         <w:snapToGrid w:val="0"/>
         <w:textAlignment w:val="baseline"/>
       </w:pPr>
-      <w:bookmarkStart w:id="1" w:name="_Toc12827"/>
+      <w:bookmarkStart w:id="1" w:name="_Toc12857"/>
       <w:r>
         <w:t>甘肃国邦信息科技有限公司</w:t>
       </w:r>
       <w:bookmarkEnd w:id="1"/>
+      <w:bookmarkStart w:id="32" w:name="_GoBack"/>
+      <w:bookmarkEnd w:id="32"/>
     </w:p>
     <w:p>
       <w:pPr>
@@ -86,7 +87,8 @@
         <w:adjustRightInd w:val="0"/>
         <w:snapToGrid w:val="0"/>
         <w:spacing w:before="196" w:line="225" w:lineRule="auto"/>
-        <w:ind w:left="3176"/>
+        <w:ind w:left="0" w:leftChars="0" w:right="0" w:rightChars="0" w:firstLine="0" w:firstLineChars="0"/>
+        <w:jc w:val="center"/>
         <w:textAlignment w:val="baseline"/>
         <w:rPr>
           <w:rFonts w:ascii="宋体" w:hAnsi="宋体" w:eastAsia="宋体" w:cs="宋体"/>
@@ -158,7 +160,7 @@
           <w:szCs w:val="28"/>
         </w:rPr>
       </w:pPr>
-      <w:bookmarkStart w:id="2" w:name="_Toc12868"/>
+      <w:bookmarkStart w:id="2" w:name="_Toc29841"/>
       <w:r>
         <w:rPr>
           <w:rFonts w:ascii="宋体" w:hAnsi="宋体" w:eastAsia="宋体" w:cs="宋体"/>
@@ -1722,8 +1724,6 @@
               <w:tab w:val="right" w:leader="dot" w:pos="9140"/>
             </w:tabs>
           </w:pPr>
-          <w:bookmarkStart w:id="33" w:name="_GoBack"/>
-          <w:bookmarkEnd w:id="33"/>
           <w:r>
             <w:rPr>
               <w:rFonts w:hint="eastAsia" w:ascii="Microsoft JhengHei" w:hAnsi="Microsoft JhengHei" w:eastAsia="Microsoft JhengHei" w:cs="Microsoft JhengHei"/>
@@ -1760,7 +1760,7 @@
               <w:rFonts w:hint="eastAsia" w:ascii="Microsoft JhengHei" w:hAnsi="Microsoft JhengHei" w:eastAsia="Microsoft JhengHei" w:cs="Microsoft JhengHei"/>
               <w:szCs w:val="24"/>
             </w:rPr>
-            <w:instrText xml:space="preserve"> HYPERLINK \l _Toc12576 </w:instrText>
+            <w:instrText xml:space="preserve"> HYPERLINK \l _Toc25550 </w:instrText>
           </w:r>
           <w:r>
             <w:rPr>
@@ -1779,7 +1779,7 @@
             <w:fldChar w:fldCharType="begin"/>
           </w:r>
           <w:r>
-            <w:instrText xml:space="preserve"> PAGEREF _Toc12576 \h </w:instrText>
+            <w:instrText xml:space="preserve"> PAGEREF _Toc25550 \h </w:instrText>
           </w:r>
           <w:r>
             <w:fldChar w:fldCharType="separate"/>
@@ -1817,7 +1817,7 @@
               <w:rFonts w:hint="eastAsia" w:ascii="Microsoft JhengHei" w:hAnsi="Microsoft JhengHei" w:eastAsia="Microsoft JhengHei" w:cs="Microsoft JhengHei"/>
               <w:szCs w:val="24"/>
             </w:rPr>
-            <w:instrText xml:space="preserve"> HYPERLINK \l _Toc12827 </w:instrText>
+            <w:instrText xml:space="preserve"> HYPERLINK \l _Toc12857 </w:instrText>
           </w:r>
           <w:r>
             <w:rPr>
@@ -1836,7 +1836,7 @@
             <w:fldChar w:fldCharType="begin"/>
           </w:r>
           <w:r>
-            <w:instrText xml:space="preserve"> PAGEREF _Toc12827 \h </w:instrText>
+            <w:instrText xml:space="preserve"> PAGEREF _Toc12857 \h </w:instrText>
           </w:r>
           <w:r>
             <w:fldChar w:fldCharType="separate"/>
@@ -1874,7 +1874,7 @@
               <w:rFonts w:hint="eastAsia" w:ascii="Microsoft JhengHei" w:hAnsi="Microsoft JhengHei" w:eastAsia="Microsoft JhengHei" w:cs="Microsoft JhengHei"/>
               <w:szCs w:val="24"/>
             </w:rPr>
-            <w:instrText xml:space="preserve"> HYPERLINK \l _Toc12868 </w:instrText>
+            <w:instrText xml:space="preserve"> HYPERLINK \l _Toc29841 </w:instrText>
           </w:r>
           <w:r>
             <w:rPr>
@@ -1898,7 +1898,7 @@
             <w:fldChar w:fldCharType="begin"/>
           </w:r>
           <w:r>
-            <w:instrText xml:space="preserve"> PAGEREF _Toc12868 \h </w:instrText>
+            <w:instrText xml:space="preserve"> PAGEREF _Toc29841 \h </w:instrText>
           </w:r>
           <w:r>
             <w:fldChar w:fldCharType="separate"/>
@@ -1936,7 +1936,7 @@
               <w:rFonts w:hint="eastAsia" w:ascii="Microsoft JhengHei" w:hAnsi="Microsoft JhengHei" w:eastAsia="Microsoft JhengHei" w:cs="Microsoft JhengHei"/>
               <w:szCs w:val="24"/>
             </w:rPr>
-            <w:instrText xml:space="preserve"> HYPERLINK \l _Toc10923 </w:instrText>
+            <w:instrText xml:space="preserve"> HYPERLINK \l _Toc31341 </w:instrText>
           </w:r>
           <w:r>
             <w:rPr>
@@ -1961,7 +1961,7 @@
             <w:fldChar w:fldCharType="begin"/>
           </w:r>
           <w:r>
-            <w:instrText xml:space="preserve"> PAGEREF _Toc10923 \h </w:instrText>
+            <w:instrText xml:space="preserve"> PAGEREF _Toc31341 \h </w:instrText>
           </w:r>
           <w:r>
             <w:fldChar w:fldCharType="separate"/>
@@ -1999,7 +1999,7 @@
               <w:rFonts w:hint="eastAsia" w:ascii="Microsoft JhengHei" w:hAnsi="Microsoft JhengHei" w:eastAsia="Microsoft JhengHei" w:cs="Microsoft JhengHei"/>
               <w:szCs w:val="24"/>
             </w:rPr>
-            <w:instrText xml:space="preserve"> HYPERLINK \l _Toc4166 </w:instrText>
+            <w:instrText xml:space="preserve"> HYPERLINK \l _Toc16671 </w:instrText>
           </w:r>
           <w:r>
             <w:rPr>
@@ -2024,7 +2024,7 @@
             <w:fldChar w:fldCharType="begin"/>
           </w:r>
           <w:r>
-            <w:instrText xml:space="preserve"> PAGEREF _Toc4166 \h </w:instrText>
+            <w:instrText xml:space="preserve"> PAGEREF _Toc16671 \h </w:instrText>
           </w:r>
           <w:r>
             <w:fldChar w:fldCharType="separate"/>
@@ -2062,7 +2062,7 @@
               <w:rFonts w:hint="eastAsia" w:ascii="Microsoft JhengHei" w:hAnsi="Microsoft JhengHei" w:eastAsia="Microsoft JhengHei" w:cs="Microsoft JhengHei"/>
               <w:szCs w:val="24"/>
             </w:rPr>
-            <w:instrText xml:space="preserve"> HYPERLINK \l _Toc1713 </w:instrText>
+            <w:instrText xml:space="preserve"> HYPERLINK \l _Toc26469 </w:instrText>
           </w:r>
           <w:r>
             <w:rPr>
@@ -2087,7 +2087,7 @@
             <w:fldChar w:fldCharType="begin"/>
           </w:r>
           <w:r>
-            <w:instrText xml:space="preserve"> PAGEREF _Toc1713 \h </w:instrText>
+            <w:instrText xml:space="preserve"> PAGEREF _Toc26469 \h </w:instrText>
           </w:r>
           <w:r>
             <w:fldChar w:fldCharType="separate"/>
@@ -2125,7 +2125,7 @@
               <w:rFonts w:hint="eastAsia" w:ascii="Microsoft JhengHei" w:hAnsi="Microsoft JhengHei" w:eastAsia="Microsoft JhengHei" w:cs="Microsoft JhengHei"/>
               <w:szCs w:val="24"/>
             </w:rPr>
-            <w:instrText xml:space="preserve"> HYPERLINK \l _Toc12972 </w:instrText>
+            <w:instrText xml:space="preserve"> HYPERLINK \l _Toc15347 </w:instrText>
           </w:r>
           <w:r>
             <w:rPr>
@@ -2150,7 +2150,7 @@
             <w:fldChar w:fldCharType="begin"/>
           </w:r>
           <w:r>
-            <w:instrText xml:space="preserve"> PAGEREF _Toc12972 \h </w:instrText>
+            <w:instrText xml:space="preserve"> PAGEREF _Toc15347 \h </w:instrText>
           </w:r>
           <w:r>
             <w:fldChar w:fldCharType="separate"/>
@@ -2188,7 +2188,7 @@
               <w:rFonts w:hint="eastAsia" w:ascii="Microsoft JhengHei" w:hAnsi="Microsoft JhengHei" w:eastAsia="Microsoft JhengHei" w:cs="Microsoft JhengHei"/>
               <w:szCs w:val="24"/>
             </w:rPr>
-            <w:instrText xml:space="preserve"> HYPERLINK \l _Toc12859 </w:instrText>
+            <w:instrText xml:space="preserve"> HYPERLINK \l _Toc1241 </w:instrText>
           </w:r>
           <w:r>
             <w:rPr>
@@ -2213,7 +2213,7 @@
             <w:fldChar w:fldCharType="begin"/>
           </w:r>
           <w:r>
-            <w:instrText xml:space="preserve"> PAGEREF _Toc12859 \h </w:instrText>
+            <w:instrText xml:space="preserve"> PAGEREF _Toc1241 \h </w:instrText>
           </w:r>
           <w:r>
             <w:fldChar w:fldCharType="separate"/>
@@ -2251,7 +2251,7 @@
               <w:rFonts w:hint="eastAsia" w:ascii="Microsoft JhengHei" w:hAnsi="Microsoft JhengHei" w:eastAsia="Microsoft JhengHei" w:cs="Microsoft JhengHei"/>
               <w:szCs w:val="24"/>
             </w:rPr>
-            <w:instrText xml:space="preserve"> HYPERLINK \l _Toc21883 </w:instrText>
+            <w:instrText xml:space="preserve"> HYPERLINK \l _Toc16482 </w:instrText>
           </w:r>
           <w:r>
             <w:rPr>
@@ -2276,7 +2276,7 @@
             <w:fldChar w:fldCharType="begin"/>
           </w:r>
           <w:r>
-            <w:instrText xml:space="preserve"> PAGEREF _Toc21883 \h </w:instrText>
+            <w:instrText xml:space="preserve"> PAGEREF _Toc16482 \h </w:instrText>
           </w:r>
           <w:r>
             <w:fldChar w:fldCharType="separate"/>
@@ -2314,7 +2314,7 @@
               <w:rFonts w:hint="eastAsia" w:ascii="Microsoft JhengHei" w:hAnsi="Microsoft JhengHei" w:eastAsia="Microsoft JhengHei" w:cs="Microsoft JhengHei"/>
               <w:szCs w:val="24"/>
             </w:rPr>
-            <w:instrText xml:space="preserve"> HYPERLINK \l _Toc16545 </w:instrText>
+            <w:instrText xml:space="preserve"> HYPERLINK \l _Toc19782 </w:instrText>
           </w:r>
           <w:r>
             <w:rPr>
@@ -2339,7 +2339,7 @@
             <w:fldChar w:fldCharType="begin"/>
           </w:r>
           <w:r>
-            <w:instrText xml:space="preserve"> PAGEREF _Toc16545 \h </w:instrText>
+            <w:instrText xml:space="preserve"> PAGEREF _Toc19782 \h </w:instrText>
           </w:r>
           <w:r>
             <w:fldChar w:fldCharType="separate"/>
@@ -2377,7 +2377,7 @@
               <w:rFonts w:hint="eastAsia" w:ascii="Microsoft JhengHei" w:hAnsi="Microsoft JhengHei" w:eastAsia="Microsoft JhengHei" w:cs="Microsoft JhengHei"/>
               <w:szCs w:val="24"/>
             </w:rPr>
-            <w:instrText xml:space="preserve"> HYPERLINK \l _Toc4213 </w:instrText>
+            <w:instrText xml:space="preserve"> HYPERLINK \l _Toc8588 </w:instrText>
           </w:r>
           <w:r>
             <w:rPr>
@@ -2402,7 +2402,7 @@
             <w:fldChar w:fldCharType="begin"/>
           </w:r>
           <w:r>
-            <w:instrText xml:space="preserve"> PAGEREF _Toc4213 \h </w:instrText>
+            <w:instrText xml:space="preserve"> PAGEREF _Toc8588 \h </w:instrText>
           </w:r>
           <w:r>
             <w:fldChar w:fldCharType="separate"/>
@@ -2440,7 +2440,7 @@
               <w:rFonts w:hint="eastAsia" w:ascii="Microsoft JhengHei" w:hAnsi="Microsoft JhengHei" w:eastAsia="Microsoft JhengHei" w:cs="Microsoft JhengHei"/>
               <w:szCs w:val="24"/>
             </w:rPr>
-            <w:instrText xml:space="preserve"> HYPERLINK \l _Toc32086 </w:instrText>
+            <w:instrText xml:space="preserve"> HYPERLINK \l _Toc18327 </w:instrText>
           </w:r>
           <w:r>
             <w:rPr>
@@ -2465,7 +2465,7 @@
             <w:fldChar w:fldCharType="begin"/>
           </w:r>
           <w:r>
-            <w:instrText xml:space="preserve"> PAGEREF _Toc32086 \h </w:instrText>
+            <w:instrText xml:space="preserve"> PAGEREF _Toc18327 \h </w:instrText>
           </w:r>
           <w:r>
             <w:fldChar w:fldCharType="separate"/>
@@ -2503,7 +2503,7 @@
               <w:rFonts w:hint="eastAsia" w:ascii="Microsoft JhengHei" w:hAnsi="Microsoft JhengHei" w:eastAsia="Microsoft JhengHei" w:cs="Microsoft JhengHei"/>
               <w:szCs w:val="24"/>
             </w:rPr>
-            <w:instrText xml:space="preserve"> HYPERLINK \l _Toc12554 </w:instrText>
+            <w:instrText xml:space="preserve"> HYPERLINK \l _Toc29136 </w:instrText>
           </w:r>
           <w:r>
             <w:rPr>
@@ -2528,7 +2528,7 @@
             <w:fldChar w:fldCharType="begin"/>
           </w:r>
           <w:r>
-            <w:instrText xml:space="preserve"> PAGEREF _Toc12554 \h </w:instrText>
+            <w:instrText xml:space="preserve"> PAGEREF _Toc29136 \h </w:instrText>
           </w:r>
           <w:r>
             <w:fldChar w:fldCharType="separate"/>
@@ -2566,7 +2566,7 @@
               <w:rFonts w:hint="eastAsia" w:ascii="Microsoft JhengHei" w:hAnsi="Microsoft JhengHei" w:eastAsia="Microsoft JhengHei" w:cs="Microsoft JhengHei"/>
               <w:szCs w:val="24"/>
             </w:rPr>
-            <w:instrText xml:space="preserve"> HYPERLINK \l _Toc14484 </w:instrText>
+            <w:instrText xml:space="preserve"> HYPERLINK \l _Toc20295 </w:instrText>
           </w:r>
           <w:r>
             <w:rPr>
@@ -2591,7 +2591,7 @@
             <w:fldChar w:fldCharType="begin"/>
           </w:r>
           <w:r>
-            <w:instrText xml:space="preserve"> PAGEREF _Toc14484 \h </w:instrText>
+            <w:instrText xml:space="preserve"> PAGEREF _Toc20295 \h </w:instrText>
           </w:r>
           <w:r>
             <w:fldChar w:fldCharType="separate"/>
@@ -2629,7 +2629,7 @@
               <w:rFonts w:hint="eastAsia" w:ascii="Microsoft JhengHei" w:hAnsi="Microsoft JhengHei" w:eastAsia="Microsoft JhengHei" w:cs="Microsoft JhengHei"/>
               <w:szCs w:val="24"/>
             </w:rPr>
-            <w:instrText xml:space="preserve"> HYPERLINK \l _Toc17653 </w:instrText>
+            <w:instrText xml:space="preserve"> HYPERLINK \l _Toc20209 </w:instrText>
           </w:r>
           <w:r>
             <w:rPr>
@@ -2654,7 +2654,7 @@
             <w:fldChar w:fldCharType="begin"/>
           </w:r>
           <w:r>
-            <w:instrText xml:space="preserve"> PAGEREF _Toc17653 \h </w:instrText>
+            <w:instrText xml:space="preserve"> PAGEREF _Toc20209 \h </w:instrText>
           </w:r>
           <w:r>
             <w:fldChar w:fldCharType="separate"/>
@@ -2692,7 +2692,7 @@
               <w:rFonts w:hint="eastAsia" w:ascii="Microsoft JhengHei" w:hAnsi="Microsoft JhengHei" w:eastAsia="Microsoft JhengHei" w:cs="Microsoft JhengHei"/>
               <w:szCs w:val="24"/>
             </w:rPr>
-            <w:instrText xml:space="preserve"> HYPERLINK \l _Toc22024 </w:instrText>
+            <w:instrText xml:space="preserve"> HYPERLINK \l _Toc17014 </w:instrText>
           </w:r>
           <w:r>
             <w:rPr>
@@ -2721,7 +2721,7 @@
             <w:fldChar w:fldCharType="begin"/>
           </w:r>
           <w:r>
-            <w:instrText xml:space="preserve"> PAGEREF _Toc22024 \h </w:instrText>
+            <w:instrText xml:space="preserve"> PAGEREF _Toc17014 \h </w:instrText>
           </w:r>
           <w:r>
             <w:fldChar w:fldCharType="separate"/>
@@ -2759,7 +2759,7 @@
               <w:rFonts w:hint="eastAsia" w:ascii="Microsoft JhengHei" w:hAnsi="Microsoft JhengHei" w:eastAsia="Microsoft JhengHei" w:cs="Microsoft JhengHei"/>
               <w:szCs w:val="24"/>
             </w:rPr>
-            <w:instrText xml:space="preserve"> HYPERLINK \l _Toc25245 </w:instrText>
+            <w:instrText xml:space="preserve"> HYPERLINK \l _Toc8268 </w:instrText>
           </w:r>
           <w:r>
             <w:rPr>
@@ -2789,7 +2789,7 @@
             <w:fldChar w:fldCharType="begin"/>
           </w:r>
           <w:r>
-            <w:instrText xml:space="preserve"> PAGEREF _Toc25245 \h </w:instrText>
+            <w:instrText xml:space="preserve"> PAGEREF _Toc8268 \h </w:instrText>
           </w:r>
           <w:r>
             <w:fldChar w:fldCharType="separate"/>
@@ -2827,7 +2827,7 @@
               <w:rFonts w:hint="eastAsia" w:ascii="Microsoft JhengHei" w:hAnsi="Microsoft JhengHei" w:eastAsia="Microsoft JhengHei" w:cs="Microsoft JhengHei"/>
               <w:szCs w:val="24"/>
             </w:rPr>
-            <w:instrText xml:space="preserve"> HYPERLINK \l _Toc5665 </w:instrText>
+            <w:instrText xml:space="preserve"> HYPERLINK \l _Toc28103 </w:instrText>
           </w:r>
           <w:r>
             <w:rPr>
@@ -2857,7 +2857,7 @@
             <w:fldChar w:fldCharType="begin"/>
           </w:r>
           <w:r>
-            <w:instrText xml:space="preserve"> PAGEREF _Toc5665 \h </w:instrText>
+            <w:instrText xml:space="preserve"> PAGEREF _Toc28103 \h </w:instrText>
           </w:r>
           <w:r>
             <w:fldChar w:fldCharType="separate"/>
@@ -2895,7 +2895,7 @@
               <w:rFonts w:hint="eastAsia" w:ascii="Microsoft JhengHei" w:hAnsi="Microsoft JhengHei" w:eastAsia="Microsoft JhengHei" w:cs="Microsoft JhengHei"/>
               <w:szCs w:val="24"/>
             </w:rPr>
-            <w:instrText xml:space="preserve"> HYPERLINK \l _Toc26040 </w:instrText>
+            <w:instrText xml:space="preserve"> HYPERLINK \l _Toc24527 </w:instrText>
           </w:r>
           <w:r>
             <w:rPr>
@@ -2920,7 +2920,7 @@
             <w:fldChar w:fldCharType="begin"/>
           </w:r>
           <w:r>
-            <w:instrText xml:space="preserve"> PAGEREF _Toc26040 \h </w:instrText>
+            <w:instrText xml:space="preserve"> PAGEREF _Toc24527 \h </w:instrText>
           </w:r>
           <w:r>
             <w:fldChar w:fldCharType="separate"/>
@@ -2958,7 +2958,7 @@
               <w:rFonts w:hint="eastAsia" w:ascii="Microsoft JhengHei" w:hAnsi="Microsoft JhengHei" w:eastAsia="Microsoft JhengHei" w:cs="Microsoft JhengHei"/>
               <w:szCs w:val="24"/>
             </w:rPr>
-            <w:instrText xml:space="preserve"> HYPERLINK \l _Toc5822 </w:instrText>
+            <w:instrText xml:space="preserve"> HYPERLINK \l _Toc3070 </w:instrText>
           </w:r>
           <w:r>
             <w:rPr>
@@ -2983,7 +2983,7 @@
             <w:fldChar w:fldCharType="begin"/>
           </w:r>
           <w:r>
-            <w:instrText xml:space="preserve"> PAGEREF _Toc5822 \h </w:instrText>
+            <w:instrText xml:space="preserve"> PAGEREF _Toc3070 \h </w:instrText>
           </w:r>
           <w:r>
             <w:fldChar w:fldCharType="separate"/>
@@ -3021,7 +3021,7 @@
               <w:rFonts w:hint="eastAsia" w:ascii="Microsoft JhengHei" w:hAnsi="Microsoft JhengHei" w:eastAsia="Microsoft JhengHei" w:cs="Microsoft JhengHei"/>
               <w:szCs w:val="24"/>
             </w:rPr>
-            <w:instrText xml:space="preserve"> HYPERLINK \l _Toc18876 </w:instrText>
+            <w:instrText xml:space="preserve"> HYPERLINK \l _Toc2958 </w:instrText>
           </w:r>
           <w:r>
             <w:rPr>
@@ -3046,7 +3046,7 @@
             <w:fldChar w:fldCharType="begin"/>
           </w:r>
           <w:r>
-            <w:instrText xml:space="preserve"> PAGEREF _Toc18876 \h </w:instrText>
+            <w:instrText xml:space="preserve"> PAGEREF _Toc2958 \h </w:instrText>
           </w:r>
           <w:r>
             <w:fldChar w:fldCharType="separate"/>
@@ -3084,7 +3084,7 @@
               <w:rFonts w:hint="eastAsia" w:ascii="Microsoft JhengHei" w:hAnsi="Microsoft JhengHei" w:eastAsia="Microsoft JhengHei" w:cs="Microsoft JhengHei"/>
               <w:szCs w:val="24"/>
             </w:rPr>
-            <w:instrText xml:space="preserve"> HYPERLINK \l _Toc11841 </w:instrText>
+            <w:instrText xml:space="preserve"> HYPERLINK \l _Toc8117 </w:instrText>
           </w:r>
           <w:r>
             <w:rPr>
@@ -3109,7 +3109,7 @@
             <w:fldChar w:fldCharType="begin"/>
           </w:r>
           <w:r>
-            <w:instrText xml:space="preserve"> PAGEREF _Toc11841 \h </w:instrText>
+            <w:instrText xml:space="preserve"> PAGEREF _Toc8117 \h </w:instrText>
           </w:r>
           <w:r>
             <w:fldChar w:fldCharType="separate"/>
@@ -3147,7 +3147,7 @@
               <w:rFonts w:hint="eastAsia" w:ascii="Microsoft JhengHei" w:hAnsi="Microsoft JhengHei" w:eastAsia="Microsoft JhengHei" w:cs="Microsoft JhengHei"/>
               <w:szCs w:val="24"/>
             </w:rPr>
-            <w:instrText xml:space="preserve"> HYPERLINK \l _Toc22819 </w:instrText>
+            <w:instrText xml:space="preserve"> HYPERLINK \l _Toc3374 </w:instrText>
           </w:r>
           <w:r>
             <w:rPr>
@@ -3172,7 +3172,7 @@
             <w:fldChar w:fldCharType="begin"/>
           </w:r>
           <w:r>
-            <w:instrText xml:space="preserve"> PAGEREF _Toc22819 \h </w:instrText>
+            <w:instrText xml:space="preserve"> PAGEREF _Toc3374 \h </w:instrText>
           </w:r>
           <w:r>
             <w:fldChar w:fldCharType="separate"/>
@@ -3210,7 +3210,7 @@
               <w:rFonts w:hint="eastAsia" w:ascii="Microsoft JhengHei" w:hAnsi="Microsoft JhengHei" w:eastAsia="Microsoft JhengHei" w:cs="Microsoft JhengHei"/>
               <w:szCs w:val="24"/>
             </w:rPr>
-            <w:instrText xml:space="preserve"> HYPERLINK \l _Toc7259 </w:instrText>
+            <w:instrText xml:space="preserve"> HYPERLINK \l _Toc24486 </w:instrText>
           </w:r>
           <w:r>
             <w:rPr>
@@ -3235,7 +3235,7 @@
             <w:fldChar w:fldCharType="begin"/>
           </w:r>
           <w:r>
-            <w:instrText xml:space="preserve"> PAGEREF _Toc7259 \h </w:instrText>
+            <w:instrText xml:space="preserve"> PAGEREF _Toc24486 \h </w:instrText>
           </w:r>
           <w:r>
             <w:fldChar w:fldCharType="separate"/>
@@ -3273,7 +3273,7 @@
               <w:rFonts w:hint="eastAsia" w:ascii="Microsoft JhengHei" w:hAnsi="Microsoft JhengHei" w:eastAsia="Microsoft JhengHei" w:cs="Microsoft JhengHei"/>
               <w:szCs w:val="24"/>
             </w:rPr>
-            <w:instrText xml:space="preserve"> HYPERLINK \l _Toc24465 </w:instrText>
+            <w:instrText xml:space="preserve"> HYPERLINK \l _Toc3456 </w:instrText>
           </w:r>
           <w:r>
             <w:rPr>
@@ -3298,7 +3298,7 @@
             <w:fldChar w:fldCharType="begin"/>
           </w:r>
           <w:r>
-            <w:instrText xml:space="preserve"> PAGEREF _Toc24465 \h </w:instrText>
+            <w:instrText xml:space="preserve"> PAGEREF _Toc3456 \h </w:instrText>
           </w:r>
           <w:r>
             <w:fldChar w:fldCharType="separate"/>
@@ -3336,7 +3336,7 @@
               <w:rFonts w:hint="eastAsia" w:ascii="Microsoft JhengHei" w:hAnsi="Microsoft JhengHei" w:eastAsia="Microsoft JhengHei" w:cs="Microsoft JhengHei"/>
               <w:szCs w:val="24"/>
             </w:rPr>
-            <w:instrText xml:space="preserve"> HYPERLINK \l _Toc9732 </w:instrText>
+            <w:instrText xml:space="preserve"> HYPERLINK \l _Toc29277 </w:instrText>
           </w:r>
           <w:r>
             <w:rPr>
@@ -3361,7 +3361,7 @@
             <w:fldChar w:fldCharType="begin"/>
           </w:r>
           <w:r>
-            <w:instrText xml:space="preserve"> PAGEREF _Toc9732 \h </w:instrText>
+            <w:instrText xml:space="preserve"> PAGEREF _Toc29277 \h </w:instrText>
           </w:r>
           <w:r>
             <w:fldChar w:fldCharType="separate"/>
@@ -3399,7 +3399,7 @@
               <w:rFonts w:hint="eastAsia" w:ascii="Microsoft JhengHei" w:hAnsi="Microsoft JhengHei" w:eastAsia="Microsoft JhengHei" w:cs="Microsoft JhengHei"/>
               <w:szCs w:val="24"/>
             </w:rPr>
-            <w:instrText xml:space="preserve"> HYPERLINK \l _Toc15959 </w:instrText>
+            <w:instrText xml:space="preserve"> HYPERLINK \l _Toc7671 </w:instrText>
           </w:r>
           <w:r>
             <w:rPr>
@@ -3424,70 +3424,7 @@
             <w:fldChar w:fldCharType="begin"/>
           </w:r>
           <w:r>
-            <w:instrText xml:space="preserve"> PAGEREF _Toc15959 \h </w:instrText>
-          </w:r>
-          <w:r>
-            <w:fldChar w:fldCharType="separate"/>
-          </w:r>
-          <w:r>
-            <w:t>11</w:t>
-          </w:r>
-          <w:r>
-            <w:fldChar w:fldCharType="end"/>
-          </w:r>
-          <w:r>
-            <w:rPr>
-              <w:rFonts w:hint="eastAsia" w:ascii="Microsoft JhengHei" w:hAnsi="Microsoft JhengHei" w:eastAsia="Microsoft JhengHei" w:cs="Microsoft JhengHei"/>
-              <w:szCs w:val="24"/>
-            </w:rPr>
-            <w:fldChar w:fldCharType="end"/>
-          </w:r>
-        </w:p>
-        <w:p>
-          <w:pPr>
-            <w:pStyle w:val="17"/>
-            <w:tabs>
-              <w:tab w:val="right" w:leader="dot" w:pos="9140"/>
-            </w:tabs>
-          </w:pPr>
-          <w:r>
-            <w:rPr>
-              <w:rFonts w:hint="eastAsia" w:ascii="Microsoft JhengHei" w:hAnsi="Microsoft JhengHei" w:eastAsia="Microsoft JhengHei" w:cs="Microsoft JhengHei"/>
-              <w:szCs w:val="24"/>
-            </w:rPr>
-            <w:fldChar w:fldCharType="begin"/>
-          </w:r>
-          <w:r>
-            <w:rPr>
-              <w:rFonts w:hint="eastAsia" w:ascii="Microsoft JhengHei" w:hAnsi="Microsoft JhengHei" w:eastAsia="Microsoft JhengHei" w:cs="Microsoft JhengHei"/>
-              <w:szCs w:val="24"/>
-            </w:rPr>
-            <w:instrText xml:space="preserve"> HYPERLINK \l _Toc7815 </w:instrText>
-          </w:r>
-          <w:r>
-            <w:rPr>
-              <w:rFonts w:hint="eastAsia" w:ascii="Microsoft JhengHei" w:hAnsi="Microsoft JhengHei" w:eastAsia="Microsoft JhengHei" w:cs="Microsoft JhengHei"/>
-              <w:szCs w:val="24"/>
-            </w:rPr>
-            <w:fldChar w:fldCharType="separate"/>
-          </w:r>
-          <w:r>
-            <w:rPr>
-              <w:rFonts w:hint="default"/>
-            </w:rPr>
-            <w:t xml:space="preserve">11.1. </w:t>
-          </w:r>
-          <w:r>
-            <w:t>记录文件</w:t>
-          </w:r>
-          <w:r>
-            <w:tab/>
-          </w:r>
-          <w:r>
-            <w:fldChar w:fldCharType="begin"/>
-          </w:r>
-          <w:r>
-            <w:instrText xml:space="preserve"> PAGEREF _Toc7815 \h </w:instrText>
+            <w:instrText xml:space="preserve"> PAGEREF _Toc7671 \h </w:instrText>
           </w:r>
           <w:r>
             <w:fldChar w:fldCharType="separate"/>
@@ -3545,40 +3482,6 @@
     </w:sdt>
     <w:p>
       <w:pPr>
-        <w:keepNext w:val="0"/>
-        <w:keepLines w:val="0"/>
-        <w:pageBreakBefore w:val="0"/>
-        <w:widowControl w:val="0"/>
-        <w:kinsoku w:val="0"/>
-        <w:wordWrap/>
-        <w:overflowPunct/>
-        <w:topLinePunct w:val="0"/>
-        <w:autoSpaceDE w:val="0"/>
-        <w:autoSpaceDN w:val="0"/>
-        <w:bidi w:val="0"/>
-        <w:adjustRightInd w:val="0"/>
-        <w:snapToGrid w:val="0"/>
-        <w:spacing w:line="228" w:lineRule="auto"/>
-        <w:textAlignment w:val="baseline"/>
-        <w:rPr>
-          <w:rFonts w:ascii="Calibri" w:hAnsi="Calibri" w:eastAsia="Calibri" w:cs="Calibri"/>
-          <w:snapToGrid w:val="0"/>
-          <w:color w:val="000000"/>
-          <w:kern w:val="0"/>
-          <w:sz w:val="21"/>
-          <w:szCs w:val="19"/>
-          <w:lang w:val="en-US" w:eastAsia="en-US" w:bidi="ar-SA"/>
-        </w:rPr>
-        <w:sectPr>
-          <w:footerReference r:id="rId6" w:type="default"/>
-          <w:pgSz w:w="11906" w:h="16840"/>
-          <w:pgMar w:top="1431" w:right="1154" w:bottom="1144" w:left="1612" w:header="0" w:footer="978" w:gutter="0"/>
-          <w:cols w:space="720" w:num="1"/>
-        </w:sectPr>
-      </w:pPr>
-    </w:p>
-    <w:p>
-      <w:pPr>
         <w:pStyle w:val="26"/>
         <w:keepNext w:val="0"/>
         <w:keepLines w:val="0"/>
@@ -3595,7 +3498,7 @@
         <w:snapToGrid w:val="0"/>
         <w:textAlignment w:val="baseline"/>
       </w:pPr>
-      <w:bookmarkStart w:id="3" w:name="_Toc10923"/>
+      <w:bookmarkStart w:id="3" w:name="_Toc31341"/>
       <w:r>
         <w:t>目的</w:t>
       </w:r>
@@ -3604,20 +3507,7 @@
     <w:p>
       <w:pPr>
         <w:pStyle w:val="27"/>
-        <w:keepNext w:val="0"/>
-        <w:keepLines w:val="0"/>
-        <w:pageBreakBefore w:val="0"/>
-        <w:widowControl w:val="0"/>
-        <w:kinsoku w:val="0"/>
-        <w:wordWrap/>
-        <w:overflowPunct/>
-        <w:topLinePunct w:val="0"/>
-        <w:autoSpaceDE w:val="0"/>
-        <w:autoSpaceDN w:val="0"/>
         <w:bidi w:val="0"/>
-        <w:adjustRightInd w:val="0"/>
-        <w:snapToGrid w:val="0"/>
-        <w:textAlignment w:val="baseline"/>
       </w:pPr>
       <w:r>
         <w:rPr>
@@ -3648,7 +3538,7 @@
         <w:snapToGrid w:val="0"/>
         <w:textAlignment w:val="baseline"/>
       </w:pPr>
-      <w:bookmarkStart w:id="4" w:name="_Toc4166"/>
+      <w:bookmarkStart w:id="4" w:name="_Toc16671"/>
       <w:r>
         <w:t>范围</w:t>
       </w:r>
@@ -3726,7 +3616,7 @@
         <w:snapToGrid w:val="0"/>
         <w:textAlignment w:val="baseline"/>
       </w:pPr>
-      <w:bookmarkStart w:id="5" w:name="_Toc1713"/>
+      <w:bookmarkStart w:id="5" w:name="_Toc26469"/>
       <w:r>
         <w:t>定义</w:t>
       </w:r>
@@ -3773,7 +3663,17 @@
         <w:textAlignment w:val="baseline"/>
       </w:pPr>
       <w:r>
-        <w:t>定义服务目录的目的是为IT服务提供文件资料和建立其它服务管理组成的基础。本质上，它清晰地定义了从IT组织可得到什么服务和按商业目标和需求定位那些服务。它可以作为SLA的基准，在组织中它也成为为规程和流程提供文件资料的基础。</w:t>
+        <w:t>定义服务目录的目的是为IT服务提供文件资料和建立其它服务管理组成的基础。本质上，它清晰地定义了从IT组织</w:t>
+      </w:r>
+      <w:r>
+        <w:rPr>
+          <w:rFonts w:hint="eastAsia"/>
+          <w:lang w:val="en-US" w:eastAsia="zh-CN"/>
+        </w:rPr>
+        <w:t>可以</w:t>
+      </w:r>
+      <w:r>
+        <w:t>得到什么服务和按商业目标和需求定位那些服务。它可以作为SLA的基准，在组织中它也成为为规程和流程提供文件资料的基础。</w:t>
       </w:r>
     </w:p>
     <w:p>
@@ -3794,7 +3694,7 @@
         <w:snapToGrid w:val="0"/>
         <w:textAlignment w:val="baseline"/>
       </w:pPr>
-      <w:bookmarkStart w:id="6" w:name="_Toc12972"/>
+      <w:bookmarkStart w:id="6" w:name="_Toc15347"/>
       <w:r>
         <w:t>输入与输出</w:t>
       </w:r>
@@ -3823,7 +3723,7 @@
       </w:pPr>
       <w:bookmarkStart w:id="7" w:name="bookmark25"/>
       <w:bookmarkEnd w:id="7"/>
-      <w:bookmarkStart w:id="8" w:name="_Toc12859"/>
+      <w:bookmarkStart w:id="8" w:name="_Toc1241"/>
       <w:r>
         <w:t>主要输入</w:t>
       </w:r>
@@ -3833,7 +3733,7 @@
       <w:tblPr>
         <w:tblStyle w:val="24"/>
         <w:tblW w:w="8919" w:type="dxa"/>
-        <w:tblInd w:w="70" w:type="dxa"/>
+        <w:tblInd w:w="68" w:type="dxa"/>
         <w:tblBorders>
           <w:top w:val="single" w:color="000000" w:sz="4" w:space="0"/>
           <w:left w:val="single" w:color="000000" w:sz="4" w:space="0"/>
@@ -3851,8 +3751,8 @@
         </w:tblCellMar>
       </w:tblPr>
       <w:tblGrid>
-        <w:gridCol w:w="2966"/>
-        <w:gridCol w:w="5953"/>
+        <w:gridCol w:w="3836"/>
+        <w:gridCol w:w="5083"/>
       </w:tblGrid>
       <w:tr>
         <w:tblPrEx>
@@ -3876,7 +3776,7 @@
         </w:trPr>
         <w:tc>
           <w:tcPr>
-            <w:tcW w:w="2966" w:type="dxa"/>
+            <w:tcW w:w="3836" w:type="dxa"/>
             <w:tcBorders>
               <w:top w:val="single" w:color="000000" w:sz="2" w:space="0"/>
               <w:left w:val="single" w:color="000000" w:sz="2" w:space="0"/>
@@ -3920,7 +3820,7 @@
         </w:tc>
         <w:tc>
           <w:tcPr>
-            <w:tcW w:w="5953" w:type="dxa"/>
+            <w:tcW w:w="5083" w:type="dxa"/>
             <w:tcBorders>
               <w:top w:val="single" w:color="000000" w:sz="2" w:space="0"/>
               <w:right w:val="single" w:color="000000" w:sz="2" w:space="0"/>
@@ -3985,10 +3885,11 @@
         </w:trPr>
         <w:tc>
           <w:tcPr>
-            <w:tcW w:w="2966" w:type="dxa"/>
+            <w:tcW w:w="3836" w:type="dxa"/>
             <w:tcBorders>
               <w:left w:val="single" w:color="000000" w:sz="2" w:space="0"/>
             </w:tcBorders>
+            <w:vAlign w:val="bottom"/>
           </w:tcPr>
           <w:p>
             <w:pPr>
@@ -4006,7 +3907,7 @@
               <w:adjustRightInd w:val="0"/>
               <w:snapToGrid w:val="0"/>
               <w:spacing w:before="52" w:line="212" w:lineRule="auto"/>
-              <w:ind w:left="85"/>
+              <w:ind w:left="73"/>
               <w:textAlignment w:val="baseline"/>
               <w:rPr>
                 <w:rFonts w:ascii="宋体" w:hAnsi="宋体" w:eastAsia="宋体" w:cs="宋体"/>
@@ -4017,7 +3918,6 @@
             <w:r>
               <w:rPr>
                 <w:rFonts w:ascii="宋体" w:hAnsi="宋体" w:eastAsia="宋体" w:cs="宋体"/>
-                <w:spacing w:val="-2"/>
                 <w:sz w:val="22"/>
                 <w:szCs w:val="22"/>
               </w:rPr>
@@ -4027,7 +3927,7 @@
         </w:tc>
         <w:tc>
           <w:tcPr>
-            <w:tcW w:w="5953" w:type="dxa"/>
+            <w:tcW w:w="5083" w:type="dxa"/>
             <w:tcBorders>
               <w:right w:val="single" w:color="000000" w:sz="2" w:space="0"/>
             </w:tcBorders>
@@ -4094,14 +3994,15 @@
           </w:tblCellMar>
         </w:tblPrEx>
         <w:trPr>
-          <w:trHeight w:val="626" w:hRule="atLeast"/>
+          <w:trHeight w:val="379" w:hRule="atLeast"/>
         </w:trPr>
         <w:tc>
           <w:tcPr>
-            <w:tcW w:w="2966" w:type="dxa"/>
+            <w:tcW w:w="3836" w:type="dxa"/>
             <w:tcBorders>
               <w:left w:val="single" w:color="000000" w:sz="2" w:space="0"/>
             </w:tcBorders>
+            <w:vAlign w:val="bottom"/>
           </w:tcPr>
           <w:p>
             <w:pPr>
@@ -4118,8 +4019,8 @@
               <w:bidi w:val="0"/>
               <w:adjustRightInd w:val="0"/>
               <w:snapToGrid w:val="0"/>
-              <w:spacing w:before="72" w:line="228" w:lineRule="auto"/>
-              <w:ind w:left="122" w:right="135" w:hanging="32"/>
+              <w:spacing w:before="52" w:line="212" w:lineRule="auto"/>
+              <w:ind w:left="73"/>
               <w:textAlignment w:val="baseline"/>
               <w:rPr>
                 <w:rFonts w:ascii="宋体" w:hAnsi="宋体" w:eastAsia="宋体" w:cs="宋体"/>
@@ -4130,26 +4031,16 @@
             <w:r>
               <w:rPr>
                 <w:rFonts w:ascii="宋体" w:hAnsi="宋体" w:eastAsia="宋体" w:cs="宋体"/>
-                <w:spacing w:val="-7"/>
                 <w:sz w:val="22"/>
                 <w:szCs w:val="22"/>
               </w:rPr>
-              <w:t>组织业务和IT策略、计划中</w:t>
-            </w:r>
-            <w:r>
-              <w:rPr>
-                <w:rFonts w:ascii="宋体" w:hAnsi="宋体" w:eastAsia="宋体" w:cs="宋体"/>
-                <w:spacing w:val="-9"/>
-                <w:sz w:val="22"/>
-                <w:szCs w:val="22"/>
-              </w:rPr>
-              <w:t>的业务信息</w:t>
+              <w:t>组织业务和IT策略、计划中的业务信息</w:t>
             </w:r>
           </w:p>
         </w:tc>
         <w:tc>
           <w:tcPr>
-            <w:tcW w:w="5953" w:type="dxa"/>
+            <w:tcW w:w="5083" w:type="dxa"/>
             <w:tcBorders>
               <w:right w:val="single" w:color="000000" w:sz="2" w:space="0"/>
             </w:tcBorders>
@@ -4208,14 +4099,15 @@
           </w:tblCellMar>
         </w:tblPrEx>
         <w:trPr>
-          <w:trHeight w:val="626" w:hRule="atLeast"/>
+          <w:trHeight w:val="376" w:hRule="atLeast"/>
         </w:trPr>
         <w:tc>
           <w:tcPr>
-            <w:tcW w:w="2966" w:type="dxa"/>
+            <w:tcW w:w="3836" w:type="dxa"/>
             <w:tcBorders>
               <w:left w:val="single" w:color="000000" w:sz="2" w:space="0"/>
             </w:tcBorders>
+            <w:vAlign w:val="bottom"/>
           </w:tcPr>
           <w:p>
             <w:pPr>
@@ -4232,8 +4124,8 @@
               <w:bidi w:val="0"/>
               <w:adjustRightInd w:val="0"/>
               <w:snapToGrid w:val="0"/>
-              <w:spacing w:before="74" w:line="227" w:lineRule="auto"/>
-              <w:ind w:left="128" w:right="250" w:hanging="43"/>
+              <w:spacing w:before="52" w:line="212" w:lineRule="auto"/>
+              <w:ind w:left="73"/>
               <w:textAlignment w:val="baseline"/>
               <w:rPr>
                 <w:rFonts w:ascii="宋体" w:hAnsi="宋体" w:eastAsia="宋体" w:cs="宋体"/>
@@ -4244,25 +4136,16 @@
             <w:r>
               <w:rPr>
                 <w:rFonts w:ascii="宋体" w:hAnsi="宋体" w:eastAsia="宋体" w:cs="宋体"/>
-                <w:spacing w:val="-2"/>
                 <w:sz w:val="22"/>
                 <w:szCs w:val="22"/>
               </w:rPr>
-              <w:t>服务级别协议、运维服务合</w:t>
-            </w:r>
-            <w:r>
-              <w:rPr>
-                <w:rFonts w:ascii="宋体" w:hAnsi="宋体" w:eastAsia="宋体" w:cs="宋体"/>
-                <w:sz w:val="22"/>
-                <w:szCs w:val="22"/>
-              </w:rPr>
-              <w:t>同</w:t>
+              <w:t>服务级别协议、运维服务合同</w:t>
             </w:r>
           </w:p>
         </w:tc>
         <w:tc>
           <w:tcPr>
-            <w:tcW w:w="5953" w:type="dxa"/>
+            <w:tcW w:w="5083" w:type="dxa"/>
             <w:tcBorders>
               <w:right w:val="single" w:color="000000" w:sz="2" w:space="0"/>
             </w:tcBorders>
@@ -4321,14 +4204,15 @@
           </w:tblCellMar>
         </w:tblPrEx>
         <w:trPr>
-          <w:trHeight w:val="626" w:hRule="atLeast"/>
+          <w:trHeight w:val="460" w:hRule="atLeast"/>
         </w:trPr>
         <w:tc>
           <w:tcPr>
-            <w:tcW w:w="2966" w:type="dxa"/>
+            <w:tcW w:w="3836" w:type="dxa"/>
             <w:tcBorders>
               <w:left w:val="single" w:color="000000" w:sz="2" w:space="0"/>
             </w:tcBorders>
+            <w:vAlign w:val="bottom"/>
           </w:tcPr>
           <w:p>
             <w:pPr>
@@ -4345,8 +4229,8 @@
               <w:bidi w:val="0"/>
               <w:adjustRightInd w:val="0"/>
               <w:snapToGrid w:val="0"/>
-              <w:spacing w:before="216" w:line="220" w:lineRule="auto"/>
-              <w:ind w:left="99"/>
+              <w:spacing w:before="52" w:line="212" w:lineRule="auto"/>
+              <w:ind w:left="73"/>
               <w:textAlignment w:val="baseline"/>
               <w:rPr>
                 <w:rFonts w:ascii="宋体" w:hAnsi="宋体" w:eastAsia="宋体" w:cs="宋体"/>
@@ -4357,7 +4241,6 @@
             <w:r>
               <w:rPr>
                 <w:rFonts w:ascii="宋体" w:hAnsi="宋体" w:eastAsia="宋体" w:cs="宋体"/>
-                <w:spacing w:val="-3"/>
                 <w:sz w:val="22"/>
                 <w:szCs w:val="22"/>
               </w:rPr>
@@ -4367,7 +4250,7 @@
         </w:tc>
         <w:tc>
           <w:tcPr>
-            <w:tcW w:w="5953" w:type="dxa"/>
+            <w:tcW w:w="5083" w:type="dxa"/>
             <w:tcBorders>
               <w:right w:val="single" w:color="000000" w:sz="2" w:space="0"/>
             </w:tcBorders>
@@ -4478,11 +4361,12 @@
         </w:trPr>
         <w:tc>
           <w:tcPr>
-            <w:tcW w:w="2966" w:type="dxa"/>
+            <w:tcW w:w="3836" w:type="dxa"/>
             <w:tcBorders>
               <w:left w:val="single" w:color="000000" w:sz="2" w:space="0"/>
               <w:bottom w:val="single" w:color="000000" w:sz="2" w:space="0"/>
             </w:tcBorders>
+            <w:vAlign w:val="bottom"/>
           </w:tcPr>
           <w:p>
             <w:pPr>
@@ -4499,8 +4383,8 @@
               <w:bidi w:val="0"/>
               <w:adjustRightInd w:val="0"/>
               <w:snapToGrid w:val="0"/>
-              <w:spacing w:before="58" w:line="211" w:lineRule="auto"/>
-              <w:ind w:left="89"/>
+              <w:spacing w:before="52" w:line="212" w:lineRule="auto"/>
+              <w:ind w:left="73"/>
               <w:textAlignment w:val="baseline"/>
               <w:rPr>
                 <w:rFonts w:ascii="宋体" w:hAnsi="宋体" w:eastAsia="宋体" w:cs="宋体"/>
@@ -4511,7 +4395,6 @@
             <w:r>
               <w:rPr>
                 <w:rFonts w:ascii="宋体" w:hAnsi="宋体" w:eastAsia="宋体" w:cs="宋体"/>
-                <w:spacing w:val="-3"/>
                 <w:sz w:val="22"/>
                 <w:szCs w:val="22"/>
               </w:rPr>
@@ -4521,7 +4404,7 @@
         </w:tc>
         <w:tc>
           <w:tcPr>
-            <w:tcW w:w="5953" w:type="dxa"/>
+            <w:tcW w:w="5083" w:type="dxa"/>
             <w:tcBorders>
               <w:bottom w:val="single" w:color="000000" w:sz="2" w:space="0"/>
               <w:right w:val="single" w:color="000000" w:sz="2" w:space="0"/>
@@ -4585,7 +4468,7 @@
         <w:snapToGrid w:val="0"/>
         <w:textAlignment w:val="baseline"/>
       </w:pPr>
-      <w:bookmarkStart w:id="9" w:name="_Toc21883"/>
+      <w:bookmarkStart w:id="9" w:name="_Toc16482"/>
       <w:r>
         <w:t>主要输出</w:t>
       </w:r>
@@ -4890,7 +4773,7 @@
         <w:snapToGrid w:val="0"/>
         <w:textAlignment w:val="baseline"/>
       </w:pPr>
-      <w:bookmarkStart w:id="10" w:name="_Toc16545"/>
+      <w:bookmarkStart w:id="10" w:name="_Toc19782"/>
       <w:r>
         <w:t>职责权限</w:t>
       </w:r>
@@ -5607,7 +5490,7 @@
         <w:snapToGrid w:val="0"/>
         <w:textAlignment w:val="baseline"/>
       </w:pPr>
-      <w:bookmarkStart w:id="11" w:name="_Toc4213"/>
+      <w:bookmarkStart w:id="11" w:name="_Toc8588"/>
       <w:r>
         <w:t>服务目录管理机制</w:t>
       </w:r>
@@ -5636,7 +5519,7 @@
       </w:pPr>
       <w:bookmarkStart w:id="12" w:name="bookmark26"/>
       <w:bookmarkEnd w:id="12"/>
-      <w:bookmarkStart w:id="13" w:name="_Toc32086"/>
+      <w:bookmarkStart w:id="13" w:name="_Toc18327"/>
       <w:r>
         <w:t>服务目录内容</w:t>
       </w:r>
@@ -5751,7 +5634,7 @@
         <w:snapToGrid w:val="0"/>
         <w:textAlignment w:val="baseline"/>
       </w:pPr>
-      <w:bookmarkStart w:id="14" w:name="_Toc12554"/>
+      <w:bookmarkStart w:id="14" w:name="_Toc29136"/>
       <w:r>
         <w:t>受众和目标</w:t>
       </w:r>
@@ -5833,7 +5716,7 @@
         <w:snapToGrid w:val="0"/>
         <w:textAlignment w:val="baseline"/>
       </w:pPr>
-      <w:bookmarkStart w:id="15" w:name="_Toc14484"/>
+      <w:bookmarkStart w:id="15" w:name="_Toc20295"/>
       <w:r>
         <w:t>基本要求</w:t>
       </w:r>
@@ -6017,7 +5900,7 @@
         <w:snapToGrid w:val="0"/>
         <w:textAlignment w:val="baseline"/>
       </w:pPr>
-      <w:bookmarkStart w:id="16" w:name="_Toc17653"/>
+      <w:bookmarkStart w:id="16" w:name="_Toc20209"/>
       <w:r>
         <w:t>内容形式</w:t>
       </w:r>
@@ -6120,7 +6003,7 @@
         <w:snapToGrid w:val="0"/>
         <w:textAlignment w:val="baseline"/>
       </w:pPr>
-      <w:bookmarkStart w:id="17" w:name="_Toc22024"/>
+      <w:bookmarkStart w:id="17" w:name="_Toc17014"/>
       <w:r>
         <w:rPr>
           <w:rFonts w:hint="eastAsia"/>
@@ -6184,7 +6067,7 @@
           <w:lang w:val="en-US" w:eastAsia="zh-CN"/>
         </w:rPr>
       </w:pPr>
-      <w:bookmarkStart w:id="18" w:name="_Toc25245"/>
+      <w:bookmarkStart w:id="18" w:name="_Toc8268"/>
       <w:r>
         <w:rPr>
           <w:rFonts w:hint="eastAsia"/>
@@ -6290,7 +6173,7 @@
           <w:lang w:val="en-US" w:eastAsia="zh-CN"/>
         </w:rPr>
       </w:pPr>
-      <w:bookmarkStart w:id="19" w:name="_Toc5665"/>
+      <w:bookmarkStart w:id="19" w:name="_Toc28103"/>
       <w:r>
         <w:rPr>
           <w:rFonts w:hint="eastAsia"/>
@@ -6350,7 +6233,7 @@
         <w:snapToGrid w:val="0"/>
         <w:textAlignment w:val="baseline"/>
       </w:pPr>
-      <w:bookmarkStart w:id="20" w:name="_Toc26040"/>
+      <w:bookmarkStart w:id="20" w:name="_Toc24527"/>
       <w:r>
         <w:t>服务目录管理流程</w:t>
       </w:r>
@@ -6401,7 +6284,7 @@
         <w:snapToGrid w:val="0"/>
         <w:textAlignment w:val="baseline"/>
       </w:pPr>
-      <w:bookmarkStart w:id="22" w:name="_Toc5822"/>
+      <w:bookmarkStart w:id="22" w:name="_Toc3070"/>
       <w:r>
         <w:t>管理流程图</w:t>
       </w:r>
@@ -6446,7 +6329,7 @@
                     </pic:cNvPicPr>
                   </pic:nvPicPr>
                   <pic:blipFill>
-                    <a:blip r:embed="rId9"/>
+                    <a:blip r:embed="rId8"/>
                     <a:stretch>
                       <a:fillRect/>
                     </a:stretch>
@@ -6492,7 +6375,7 @@
         <w:snapToGrid w:val="0"/>
         <w:textAlignment w:val="baseline"/>
       </w:pPr>
-      <w:bookmarkStart w:id="23" w:name="_Toc18876"/>
+      <w:bookmarkStart w:id="23" w:name="_Toc2958"/>
       <w:r>
         <w:t>过程描述</w:t>
       </w:r>
@@ -6835,6 +6718,12 @@
             <w:insideH w:val="single" w:color="000000" w:sz="4" w:space="0"/>
             <w:insideV w:val="single" w:color="000000" w:sz="4" w:space="0"/>
           </w:tblBorders>
+          <w:tblCellMar>
+            <w:top w:w="0" w:type="dxa"/>
+            <w:left w:w="0" w:type="dxa"/>
+            <w:bottom w:w="0" w:type="dxa"/>
+            <w:right w:w="0" w:type="dxa"/>
+          </w:tblCellMar>
         </w:tblPrEx>
         <w:trPr>
           <w:trHeight w:val="954" w:hRule="atLeast"/>
@@ -9014,7 +8903,7 @@
         <w:snapToGrid w:val="0"/>
         <w:textAlignment w:val="baseline"/>
       </w:pPr>
-      <w:bookmarkStart w:id="24" w:name="_Toc11841"/>
+      <w:bookmarkStart w:id="24" w:name="_Toc8117"/>
       <w:r>
         <w:t>服务目录价值</w:t>
       </w:r>
@@ -9084,7 +8973,7 @@
         <w:snapToGrid w:val="0"/>
         <w:textAlignment w:val="baseline"/>
       </w:pPr>
-      <w:bookmarkStart w:id="25" w:name="_Toc22819"/>
+      <w:bookmarkStart w:id="25" w:name="_Toc3374"/>
       <w:r>
         <w:t>与其他过程的关系</w:t>
       </w:r>
@@ -9113,7 +9002,7 @@
       </w:pPr>
       <w:bookmarkStart w:id="26" w:name="bookmark28"/>
       <w:bookmarkEnd w:id="26"/>
-      <w:bookmarkStart w:id="27" w:name="_Toc7259"/>
+      <w:bookmarkStart w:id="27" w:name="_Toc24486"/>
       <w:r>
         <w:t>与服务级别管理过程的关系</w:t>
       </w:r>
@@ -9176,7 +9065,7 @@
         <w:snapToGrid w:val="0"/>
         <w:textAlignment w:val="baseline"/>
       </w:pPr>
-      <w:bookmarkStart w:id="28" w:name="_Toc24465"/>
+      <w:bookmarkStart w:id="28" w:name="_Toc3456"/>
       <w:r>
         <w:t>与变更与发布管理过程的关系</w:t>
       </w:r>
@@ -9209,7 +9098,7 @@
         <w:snapToGrid w:val="0"/>
         <w:textAlignment w:val="baseline"/>
       </w:pPr>
-      <w:bookmarkStart w:id="29" w:name="_Toc9732"/>
+      <w:bookmarkStart w:id="29" w:name="_Toc29277"/>
       <w:r>
         <w:t>服务目录管理过程持续改进</w:t>
       </w:r>
@@ -9393,40 +9282,11 @@
         <w:snapToGrid w:val="0"/>
         <w:textAlignment w:val="baseline"/>
       </w:pPr>
-      <w:bookmarkStart w:id="30" w:name="_Toc15959"/>
+      <w:bookmarkStart w:id="30" w:name="_Toc7671"/>
       <w:r>
         <w:t>相关文件与记录</w:t>
       </w:r>
       <w:bookmarkEnd w:id="30"/>
-    </w:p>
-    <w:p>
-      <w:pPr>
-        <w:pStyle w:val="28"/>
-        <w:keepNext w:val="0"/>
-        <w:keepLines w:val="0"/>
-        <w:pageBreakBefore w:val="0"/>
-        <w:widowControl w:val="0"/>
-        <w:tabs>
-          <w:tab w:val="left" w:pos="420"/>
-        </w:tabs>
-        <w:kinsoku w:val="0"/>
-        <w:wordWrap/>
-        <w:overflowPunct/>
-        <w:topLinePunct w:val="0"/>
-        <w:autoSpaceDE w:val="0"/>
-        <w:autoSpaceDN w:val="0"/>
-        <w:bidi w:val="0"/>
-        <w:adjustRightInd w:val="0"/>
-        <w:snapToGrid w:val="0"/>
-        <w:textAlignment w:val="baseline"/>
-      </w:pPr>
-      <w:bookmarkStart w:id="31" w:name="bookmark29"/>
-      <w:bookmarkEnd w:id="31"/>
-      <w:bookmarkStart w:id="32" w:name="_Toc7815"/>
-      <w:r>
-        <w:t>记录文件</w:t>
-      </w:r>
-      <w:bookmarkEnd w:id="32"/>
     </w:p>
     <w:p>
       <w:pPr>
@@ -9452,6 +9312,8 @@
           <w:szCs w:val="24"/>
         </w:rPr>
       </w:pPr>
+      <w:bookmarkStart w:id="31" w:name="bookmark29"/>
+      <w:bookmarkEnd w:id="31"/>
       <w:r>
         <w:rPr>
           <w:rFonts w:ascii="宋体" w:hAnsi="宋体" w:eastAsia="宋体" w:cs="宋体"/>
@@ -9481,7 +9343,7 @@
       </w:r>
     </w:p>
     <w:sectPr>
-      <w:footerReference r:id="rId7" w:type="default"/>
+      <w:footerReference r:id="rId6" w:type="default"/>
       <w:pgSz w:w="11906" w:h="16840"/>
       <w:pgMar w:top="1431" w:right="1785" w:bottom="1144" w:left="1645" w:header="0" w:footer="978" w:gutter="0"/>
       <w:cols w:space="720" w:num="1"/>
@@ -9532,22 +9394,6 @@
 </file>
 
 <file path=word/footer2.xml><?xml version="1.0" encoding="utf-8"?>
-<w:ftr xmlns:wpc="http://schemas.microsoft.com/office/word/2010/wordprocessingCanvas" xmlns:mc="http://schemas.openxmlformats.org/markup-compatibility/2006" xmlns:o="urn:schemas-microsoft-com:office:office" xmlns:r="http://schemas.openxmlformats.org/officeDocument/2006/relationships" xmlns:m="http://schemas.openxmlformats.org/officeDocument/2006/math" xmlns:v="urn:schemas-microsoft-com:vml" xmlns:wp14="http://schemas.microsoft.com/office/word/2010/wordprocessingDrawing" xmlns:wp="http://schemas.openxmlformats.org/drawingml/2006/wordprocessingDrawing" xmlns:w10="urn:schemas-microsoft-com:office:word" xmlns:w="http://schemas.openxmlformats.org/wordprocessingml/2006/main" xmlns:w14="http://schemas.microsoft.com/office/word/2010/wordml" xmlns:w15="http://schemas.microsoft.com/office/word/2012/wordml" xmlns:wpg="http://schemas.microsoft.com/office/word/2010/wordprocessingGroup" xmlns:wpi="http://schemas.microsoft.com/office/word/2010/wordprocessingInk" xmlns:wne="http://schemas.microsoft.com/office/word/2006/wordml" xmlns:wps="http://schemas.microsoft.com/office/word/2010/wordprocessingShape" xmlns:wpsCustomData="http://www.wps.cn/officeDocument/2013/wpsCustomData" mc:Ignorable="w14 w15 wp14">
-  <w:p>
-    <w:pPr>
-      <w:spacing w:line="169" w:lineRule="auto"/>
-      <w:ind w:left="4545"/>
-      <w:rPr>
-        <w:rFonts w:ascii="Calibri" w:hAnsi="Calibri" w:eastAsia="Calibri" w:cs="Calibri"/>
-        <w:sz w:val="18"/>
-        <w:szCs w:val="18"/>
-      </w:rPr>
-    </w:pPr>
-  </w:p>
-</w:ftr>
-</file>
-
-<file path=word/footer3.xml><?xml version="1.0" encoding="utf-8"?>
 <w:ftr xmlns:wpc="http://schemas.microsoft.com/office/word/2010/wordprocessingCanvas" xmlns:mc="http://schemas.openxmlformats.org/markup-compatibility/2006" xmlns:o="urn:schemas-microsoft-com:office:office" xmlns:r="http://schemas.openxmlformats.org/officeDocument/2006/relationships" xmlns:m="http://schemas.openxmlformats.org/officeDocument/2006/math" xmlns:v="urn:schemas-microsoft-com:vml" xmlns:wp14="http://schemas.microsoft.com/office/word/2010/wordprocessingDrawing" xmlns:wp="http://schemas.openxmlformats.org/drawingml/2006/wordprocessingDrawing" xmlns:w10="urn:schemas-microsoft-com:office:word" xmlns:w="http://schemas.openxmlformats.org/wordprocessingml/2006/main" xmlns:w14="http://schemas.microsoft.com/office/word/2010/wordml" xmlns:w15="http://schemas.microsoft.com/office/word/2012/wordml" xmlns:wpg="http://schemas.microsoft.com/office/word/2010/wordprocessingGroup" xmlns:wpi="http://schemas.microsoft.com/office/word/2010/wordprocessingInk" xmlns:wne="http://schemas.microsoft.com/office/word/2006/wordml" xmlns:wps="http://schemas.microsoft.com/office/word/2010/wordprocessingShape" xmlns:wpsCustomData="http://www.wps.cn/officeDocument/2013/wpsCustomData" mc:Ignorable="w14 w15 wp14">
   <w:p>
     <w:pPr>
